--- a/Science_Teesside/Teaching_Packs/GROW/lessons/W3B/GROW_Science_Autumn1_W3B_Friction_Test_Pupil.docx
+++ b/Science_Teesside/Teaching_Packs/GROW/lessons/W3B/GROW_Science_Autumn1_W3B_Friction_Test_Pupil.docx
@@ -5,6 +5,11 @@
     <w:p>
       <w:pPr>
         <w:pStyle w:val="Kicker"/>
+        <w:shd w:val="clear" w:fill="EDF5F0"/>
+        <w:pBdr>
+          <w:left w:val="single" w:sz="16" w:color="28675C" w:space="5"/>
+        </w:pBdr>
+        <w:ind w:left="91"/>
       </w:pPr>
       <w:r>
         <w:t>PUPIL WORKSHEET</w:t>
@@ -34,9 +39,9 @@
     <w:p>
       <w:pPr>
         <w:pStyle w:val="Callout"/>
-        <w:shd w:fill="F7F4EC"/>
+        <w:shd w:fill="EDF5F0" w:val="clear"/>
         <w:pBdr>
-          <w:left w:val="single" w:sz="18" w:space="8" w:color="28675C"/>
+          <w:left w:val="single" w:sz="20" w:color="28675C" w:space="7"/>
         </w:pBdr>
       </w:pPr>
       <w:r>
@@ -98,8 +103,10 @@
       <w:pPr>
         <w:pStyle w:val="ResponseLine"/>
         <w:pBdr>
-          <w:bottom w:val="single" w:sz="3" w:space="1" w:color="ACBBB7"/>
+          <w:bottom w:val="single" w:sz="4" w:color="B7CEC3" w:space="0"/>
+          <w:between w:val="single" w:sz="4" w:color="B7CEC3" w:space="0"/>
         </w:pBdr>
+        <w:spacing w:line="440" w:lineRule="exact" w:after="0"/>
       </w:pPr>
       <w:r>
         <w:t xml:space="preserve"> </w:t>
@@ -109,8 +116,10 @@
       <w:pPr>
         <w:pStyle w:val="ResponseLine"/>
         <w:pBdr>
-          <w:bottom w:val="single" w:sz="3" w:space="1" w:color="ACBBB7"/>
+          <w:bottom w:val="single" w:sz="4" w:color="B7CEC3" w:space="0"/>
+          <w:between w:val="single" w:sz="4" w:color="B7CEC3" w:space="0"/>
         </w:pBdr>
+        <w:spacing w:line="440" w:lineRule="exact" w:after="0"/>
       </w:pPr>
       <w:r>
         <w:t xml:space="preserve"> </w:t>
@@ -120,8 +129,10 @@
       <w:pPr>
         <w:pStyle w:val="ResponseLine"/>
         <w:pBdr>
-          <w:bottom w:val="single" w:sz="3" w:space="1" w:color="ACBBB7"/>
+          <w:bottom w:val="single" w:sz="4" w:color="B7CEC3" w:space="0"/>
+          <w:between w:val="single" w:sz="4" w:color="B7CEC3" w:space="0"/>
         </w:pBdr>
+        <w:spacing w:line="440" w:lineRule="exact" w:after="0"/>
       </w:pPr>
       <w:r>
         <w:t xml:space="preserve"> </w:t>
@@ -131,8 +142,10 @@
       <w:pPr>
         <w:pStyle w:val="ResponseLine"/>
         <w:pBdr>
-          <w:bottom w:val="single" w:sz="3" w:space="1" w:color="ACBBB7"/>
+          <w:bottom w:val="single" w:sz="4" w:color="B7CEC3" w:space="0"/>
+          <w:between w:val="single" w:sz="4" w:color="B7CEC3" w:space="0"/>
         </w:pBdr>
+        <w:spacing w:line="440" w:lineRule="exact" w:after="0"/>
       </w:pPr>
       <w:r>
         <w:t xml:space="preserve"> </w:t>
@@ -142,8 +155,10 @@
       <w:pPr>
         <w:pStyle w:val="ResponseLine"/>
         <w:pBdr>
-          <w:bottom w:val="single" w:sz="3" w:space="1" w:color="ACBBB7"/>
+          <w:bottom w:val="single" w:sz="4" w:color="B7CEC3" w:space="0"/>
+          <w:between w:val="single" w:sz="4" w:color="B7CEC3" w:space="0"/>
         </w:pBdr>
+        <w:spacing w:line="440" w:lineRule="exact" w:after="0"/>
       </w:pPr>
       <w:r>
         <w:t xml:space="preserve"> </w:t>
@@ -153,8 +168,10 @@
       <w:pPr>
         <w:pStyle w:val="ResponseLine"/>
         <w:pBdr>
-          <w:bottom w:val="single" w:sz="3" w:space="1" w:color="ACBBB7"/>
+          <w:bottom w:val="single" w:sz="4" w:color="B7CEC3" w:space="0"/>
+          <w:between w:val="single" w:sz="4" w:color="B7CEC3" w:space="0"/>
         </w:pBdr>
+        <w:spacing w:line="440" w:lineRule="exact" w:after="0"/>
       </w:pPr>
       <w:r>
         <w:t xml:space="preserve"> </w:t>
@@ -164,6 +181,11 @@
       <w:pPr>
         <w:pStyle w:val="Kicker"/>
         <w:pageBreakBefore/>
+        <w:shd w:val="clear" w:fill="EDF5F0"/>
+        <w:pBdr>
+          <w:left w:val="single" w:sz="16" w:color="28675C" w:space="5"/>
+        </w:pBdr>
+        <w:ind w:left="91"/>
       </w:pPr>
       <w:r>
         <w:t>PUPIL TASK / Autumn 1 · Week 3 · Lesson B</w:t>
@@ -192,24 +214,24 @@
     </w:p>
     <w:tbl>
       <w:tblPr>
-        <w:jc w:val="left"/>
         <w:tblLayout w:type="fixed"/>
         <w:tblLook w:firstColumn="1" w:firstRow="1" w:lastColumn="0" w:lastRow="0" w:noHBand="0" w:noVBand="1" w:val="04A0"/>
         <w:tblW w:w="9866" w:type="dxa"/>
+        <w:jc w:val="left"/>
         <w:tblInd w:w="120" w:type="dxa"/>
         <w:tblCellMar>
-          <w:top w:w="100" w:type="dxa"/>
-          <w:left w:w="100" w:type="dxa"/>
-          <w:bottom w:w="100" w:type="dxa"/>
-          <w:right w:w="100" w:type="dxa"/>
+          <w:top w:w="90" w:type="dxa"/>
+          <w:left w:w="120" w:type="dxa"/>
+          <w:bottom w:w="90" w:type="dxa"/>
+          <w:right w:w="120" w:type="dxa"/>
         </w:tblCellMar>
         <w:tblBorders>
-          <w:top w:val="single" w:sz="4" w:color="ACBBB7"/>
-          <w:left w:val="single" w:sz="4" w:color="ACBBB7"/>
-          <w:bottom w:val="single" w:sz="4" w:color="ACBBB7"/>
-          <w:right w:val="single" w:sz="4" w:color="ACBBB7"/>
-          <w:insideH w:val="single" w:sz="4" w:color="ACBBB7"/>
-          <w:insideV w:val="single" w:sz="4" w:color="ACBBB7"/>
+          <w:top w:val="single" w:sz="4" w:color="B7CEC3"/>
+          <w:left w:val="single" w:sz="4" w:color="B7CEC3"/>
+          <w:bottom w:val="single" w:sz="4" w:color="B7CEC3"/>
+          <w:right w:val="single" w:sz="4" w:color="B7CEC3"/>
+          <w:insideH w:val="single" w:sz="4" w:color="B7CEC3"/>
+          <w:insideV w:val="single" w:sz="4" w:color="B7CEC3"/>
         </w:tblBorders>
       </w:tblPr>
       <w:tblGrid>
@@ -227,17 +249,18 @@
           <w:tcPr>
             <w:vAlign w:val="center"/>
             <w:tcW w:w="2192" w:type="dxa"/>
-            <w:shd w:fill="F7F4EC"/>
+            <w:shd w:fill="28675C" w:val="clear"/>
           </w:tcPr>
           <w:p>
             <w:pPr>
-              <w:spacing w:after="20" w:before="20"/>
+              <w:spacing w:after="60" w:before="0" w:line="257" w:lineRule="auto"/>
             </w:pPr>
             <w:r>
               <w:rPr>
+                <w:rFonts w:ascii="Arial" w:hAnsi="Arial"/>
                 <w:b/>
-                <w:color w:val="173348"/>
-                <w:sz w:val="21"/>
+                <w:color w:val="FFFFFF"/>
+                <w:sz w:val="22"/>
               </w:rPr>
               <w:t>Surface</w:t>
             </w:r>
@@ -247,17 +270,18 @@
           <w:tcPr>
             <w:vAlign w:val="center"/>
             <w:tcW w:w="1827" w:type="dxa"/>
-            <w:shd w:fill="F7F4EC"/>
+            <w:shd w:fill="28675C" w:val="clear"/>
           </w:tcPr>
           <w:p>
             <w:pPr>
-              <w:spacing w:after="20" w:before="20"/>
+              <w:spacing w:after="60" w:before="0" w:line="257" w:lineRule="auto"/>
             </w:pPr>
             <w:r>
               <w:rPr>
+                <w:rFonts w:ascii="Arial" w:hAnsi="Arial"/>
                 <w:b/>
-                <w:color w:val="173348"/>
-                <w:sz w:val="21"/>
+                <w:color w:val="FFFFFF"/>
+                <w:sz w:val="22"/>
               </w:rPr>
               <w:t>Trial 1 / cm</w:t>
             </w:r>
@@ -267,17 +291,18 @@
           <w:tcPr>
             <w:vAlign w:val="center"/>
             <w:tcW w:w="1827" w:type="dxa"/>
-            <w:shd w:fill="F7F4EC"/>
+            <w:shd w:fill="28675C" w:val="clear"/>
           </w:tcPr>
           <w:p>
             <w:pPr>
-              <w:spacing w:after="20" w:before="20"/>
+              <w:spacing w:after="60" w:before="0" w:line="257" w:lineRule="auto"/>
             </w:pPr>
             <w:r>
               <w:rPr>
+                <w:rFonts w:ascii="Arial" w:hAnsi="Arial"/>
                 <w:b/>
-                <w:color w:val="173348"/>
-                <w:sz w:val="21"/>
+                <w:color w:val="FFFFFF"/>
+                <w:sz w:val="22"/>
               </w:rPr>
               <w:t>Trial 2 / cm</w:t>
             </w:r>
@@ -287,17 +312,18 @@
           <w:tcPr>
             <w:vAlign w:val="center"/>
             <w:tcW w:w="4020" w:type="dxa"/>
-            <w:shd w:fill="F7F4EC"/>
+            <w:shd w:fill="28675C" w:val="clear"/>
           </w:tcPr>
           <w:p>
             <w:pPr>
-              <w:spacing w:after="20" w:before="20"/>
+              <w:spacing w:after="60" w:before="0" w:line="257" w:lineRule="auto"/>
             </w:pPr>
             <w:r>
               <w:rPr>
+                <w:rFonts w:ascii="Arial" w:hAnsi="Arial"/>
                 <w:b/>
-                <w:color w:val="173348"/>
-                <w:sz w:val="21"/>
+                <w:color w:val="FFFFFF"/>
+                <w:sz w:val="22"/>
               </w:rPr>
               <w:t>Control or method note</w:t>
             </w:r>
@@ -307,20 +333,24 @@
       <w:tr>
         <w:trPr>
           <w:cantSplit/>
-          <w:trHeight w:val="907"/>
+          <w:trHeight w:val="780" w:hRule="atLeast"/>
         </w:trPr>
         <w:tc>
           <w:tcPr>
             <w:vAlign w:val="center"/>
             <w:tcW w:w="2192" w:type="dxa"/>
+            <w:shd w:val="clear" w:fill="FFFFFF"/>
           </w:tcPr>
           <w:p>
             <w:pPr>
-              <w:spacing w:after="20" w:before="20"/>
+              <w:spacing w:after="60" w:before="0" w:line="257" w:lineRule="auto"/>
             </w:pPr>
             <w:r>
               <w:rPr>
-                <w:sz w:val="21"/>
+                <w:rFonts w:ascii="Arial" w:hAnsi="Arial"/>
+                <w:b w:val="0"/>
+                <w:color w:val="243943"/>
+                <w:sz w:val="22"/>
               </w:rPr>
               <w:t>1.</w:t>
             </w:r>
@@ -330,14 +360,18 @@
           <w:tcPr>
             <w:vAlign w:val="center"/>
             <w:tcW w:w="1827" w:type="dxa"/>
+            <w:shd w:val="clear" w:fill="FFFFFF"/>
           </w:tcPr>
           <w:p>
             <w:pPr>
-              <w:spacing w:after="20" w:before="20"/>
+              <w:spacing w:after="60" w:before="0" w:line="257" w:lineRule="auto"/>
             </w:pPr>
             <w:r>
               <w:rPr>
-                <w:sz w:val="21"/>
+                <w:rFonts w:ascii="Arial" w:hAnsi="Arial"/>
+                <w:b w:val="0"/>
+                <w:color w:val="243943"/>
+                <w:sz w:val="22"/>
               </w:rPr>
             </w:r>
           </w:p>
@@ -346,14 +380,18 @@
           <w:tcPr>
             <w:vAlign w:val="center"/>
             <w:tcW w:w="1827" w:type="dxa"/>
+            <w:shd w:val="clear" w:fill="FFFFFF"/>
           </w:tcPr>
           <w:p>
             <w:pPr>
-              <w:spacing w:after="20" w:before="20"/>
+              <w:spacing w:after="60" w:before="0" w:line="257" w:lineRule="auto"/>
             </w:pPr>
             <w:r>
               <w:rPr>
-                <w:sz w:val="21"/>
+                <w:rFonts w:ascii="Arial" w:hAnsi="Arial"/>
+                <w:b w:val="0"/>
+                <w:color w:val="243943"/>
+                <w:sz w:val="22"/>
               </w:rPr>
             </w:r>
           </w:p>
@@ -362,14 +400,18 @@
           <w:tcPr>
             <w:vAlign w:val="center"/>
             <w:tcW w:w="4020" w:type="dxa"/>
+            <w:shd w:val="clear" w:fill="FFFFFF"/>
           </w:tcPr>
           <w:p>
             <w:pPr>
-              <w:spacing w:after="20" w:before="20"/>
+              <w:spacing w:after="60" w:before="0" w:line="257" w:lineRule="auto"/>
             </w:pPr>
             <w:r>
               <w:rPr>
-                <w:sz w:val="21"/>
+                <w:rFonts w:ascii="Arial" w:hAnsi="Arial"/>
+                <w:b w:val="0"/>
+                <w:color w:val="243943"/>
+                <w:sz w:val="22"/>
               </w:rPr>
             </w:r>
           </w:p>
@@ -378,20 +420,24 @@
       <w:tr>
         <w:trPr>
           <w:cantSplit/>
-          <w:trHeight w:val="907"/>
+          <w:trHeight w:val="780" w:hRule="atLeast"/>
         </w:trPr>
         <w:tc>
           <w:tcPr>
             <w:vAlign w:val="center"/>
             <w:tcW w:w="2192" w:type="dxa"/>
+            <w:shd w:val="clear" w:fill="FFFFFF"/>
           </w:tcPr>
           <w:p>
             <w:pPr>
-              <w:spacing w:after="20" w:before="20"/>
+              <w:spacing w:after="60" w:before="0" w:line="257" w:lineRule="auto"/>
             </w:pPr>
             <w:r>
               <w:rPr>
-                <w:sz w:val="21"/>
+                <w:rFonts w:ascii="Arial" w:hAnsi="Arial"/>
+                <w:b w:val="0"/>
+                <w:color w:val="243943"/>
+                <w:sz w:val="22"/>
               </w:rPr>
               <w:t>2.</w:t>
             </w:r>
@@ -401,14 +447,18 @@
           <w:tcPr>
             <w:vAlign w:val="center"/>
             <w:tcW w:w="1827" w:type="dxa"/>
+            <w:shd w:val="clear" w:fill="FFFFFF"/>
           </w:tcPr>
           <w:p>
             <w:pPr>
-              <w:spacing w:after="20" w:before="20"/>
+              <w:spacing w:after="60" w:before="0" w:line="257" w:lineRule="auto"/>
             </w:pPr>
             <w:r>
               <w:rPr>
-                <w:sz w:val="21"/>
+                <w:rFonts w:ascii="Arial" w:hAnsi="Arial"/>
+                <w:b w:val="0"/>
+                <w:color w:val="243943"/>
+                <w:sz w:val="22"/>
               </w:rPr>
             </w:r>
           </w:p>
@@ -417,14 +467,18 @@
           <w:tcPr>
             <w:vAlign w:val="center"/>
             <w:tcW w:w="1827" w:type="dxa"/>
+            <w:shd w:val="clear" w:fill="FFFFFF"/>
           </w:tcPr>
           <w:p>
             <w:pPr>
-              <w:spacing w:after="20" w:before="20"/>
+              <w:spacing w:after="60" w:before="0" w:line="257" w:lineRule="auto"/>
             </w:pPr>
             <w:r>
               <w:rPr>
-                <w:sz w:val="21"/>
+                <w:rFonts w:ascii="Arial" w:hAnsi="Arial"/>
+                <w:b w:val="0"/>
+                <w:color w:val="243943"/>
+                <w:sz w:val="22"/>
               </w:rPr>
             </w:r>
           </w:p>
@@ -433,14 +487,18 @@
           <w:tcPr>
             <w:vAlign w:val="center"/>
             <w:tcW w:w="4020" w:type="dxa"/>
+            <w:shd w:val="clear" w:fill="FFFFFF"/>
           </w:tcPr>
           <w:p>
             <w:pPr>
-              <w:spacing w:after="20" w:before="20"/>
+              <w:spacing w:after="60" w:before="0" w:line="257" w:lineRule="auto"/>
             </w:pPr>
             <w:r>
               <w:rPr>
-                <w:sz w:val="21"/>
+                <w:rFonts w:ascii="Arial" w:hAnsi="Arial"/>
+                <w:b w:val="0"/>
+                <w:color w:val="243943"/>
+                <w:sz w:val="22"/>
               </w:rPr>
             </w:r>
           </w:p>
@@ -449,20 +507,24 @@
       <w:tr>
         <w:trPr>
           <w:cantSplit/>
-          <w:trHeight w:val="907"/>
+          <w:trHeight w:val="780" w:hRule="atLeast"/>
         </w:trPr>
         <w:tc>
           <w:tcPr>
             <w:vAlign w:val="center"/>
             <w:tcW w:w="2192" w:type="dxa"/>
+            <w:shd w:val="clear" w:fill="FFFFFF"/>
           </w:tcPr>
           <w:p>
             <w:pPr>
-              <w:spacing w:after="20" w:before="20"/>
+              <w:spacing w:after="60" w:before="0" w:line="257" w:lineRule="auto"/>
             </w:pPr>
             <w:r>
               <w:rPr>
-                <w:sz w:val="21"/>
+                <w:rFonts w:ascii="Arial" w:hAnsi="Arial"/>
+                <w:b w:val="0"/>
+                <w:color w:val="243943"/>
+                <w:sz w:val="22"/>
               </w:rPr>
               <w:t>3.</w:t>
             </w:r>
@@ -472,14 +534,18 @@
           <w:tcPr>
             <w:vAlign w:val="center"/>
             <w:tcW w:w="1827" w:type="dxa"/>
+            <w:shd w:val="clear" w:fill="FFFFFF"/>
           </w:tcPr>
           <w:p>
             <w:pPr>
-              <w:spacing w:after="20" w:before="20"/>
+              <w:spacing w:after="60" w:before="0" w:line="257" w:lineRule="auto"/>
             </w:pPr>
             <w:r>
               <w:rPr>
-                <w:sz w:val="21"/>
+                <w:rFonts w:ascii="Arial" w:hAnsi="Arial"/>
+                <w:b w:val="0"/>
+                <w:color w:val="243943"/>
+                <w:sz w:val="22"/>
               </w:rPr>
             </w:r>
           </w:p>
@@ -488,14 +554,18 @@
           <w:tcPr>
             <w:vAlign w:val="center"/>
             <w:tcW w:w="1827" w:type="dxa"/>
+            <w:shd w:val="clear" w:fill="FFFFFF"/>
           </w:tcPr>
           <w:p>
             <w:pPr>
-              <w:spacing w:after="20" w:before="20"/>
+              <w:spacing w:after="60" w:before="0" w:line="257" w:lineRule="auto"/>
             </w:pPr>
             <w:r>
               <w:rPr>
-                <w:sz w:val="21"/>
+                <w:rFonts w:ascii="Arial" w:hAnsi="Arial"/>
+                <w:b w:val="0"/>
+                <w:color w:val="243943"/>
+                <w:sz w:val="22"/>
               </w:rPr>
             </w:r>
           </w:p>
@@ -504,14 +574,18 @@
           <w:tcPr>
             <w:vAlign w:val="center"/>
             <w:tcW w:w="4020" w:type="dxa"/>
+            <w:shd w:val="clear" w:fill="FFFFFF"/>
           </w:tcPr>
           <w:p>
             <w:pPr>
-              <w:spacing w:after="20" w:before="20"/>
+              <w:spacing w:after="60" w:before="0" w:line="257" w:lineRule="auto"/>
             </w:pPr>
             <w:r>
               <w:rPr>
-                <w:sz w:val="21"/>
+                <w:rFonts w:ascii="Arial" w:hAnsi="Arial"/>
+                <w:b w:val="0"/>
+                <w:color w:val="243943"/>
+                <w:sz w:val="22"/>
               </w:rPr>
             </w:r>
           </w:p>
@@ -522,8 +596,10 @@
       <w:pPr>
         <w:pStyle w:val="ResponseLine"/>
         <w:pBdr>
-          <w:bottom w:val="single" w:sz="3" w:space="1" w:color="ACBBB7"/>
+          <w:bottom w:val="single" w:sz="4" w:color="B7CEC3" w:space="0"/>
+          <w:between w:val="single" w:sz="4" w:color="B7CEC3" w:space="0"/>
         </w:pBdr>
+        <w:spacing w:line="440" w:lineRule="exact" w:after="0"/>
       </w:pPr>
       <w:r>
         <w:t xml:space="preserve"> </w:t>
@@ -533,8 +609,10 @@
       <w:pPr>
         <w:pStyle w:val="ResponseLine"/>
         <w:pBdr>
-          <w:bottom w:val="single" w:sz="3" w:space="1" w:color="ACBBB7"/>
+          <w:bottom w:val="single" w:sz="4" w:color="B7CEC3" w:space="0"/>
+          <w:between w:val="single" w:sz="4" w:color="B7CEC3" w:space="0"/>
         </w:pBdr>
+        <w:spacing w:line="440" w:lineRule="exact" w:after="0"/>
       </w:pPr>
       <w:r>
         <w:t xml:space="preserve"> </w:t>
@@ -544,8 +622,10 @@
       <w:pPr>
         <w:pStyle w:val="ResponseLine"/>
         <w:pBdr>
-          <w:bottom w:val="single" w:sz="3" w:space="1" w:color="ACBBB7"/>
+          <w:bottom w:val="single" w:sz="4" w:color="B7CEC3" w:space="0"/>
+          <w:between w:val="single" w:sz="4" w:color="B7CEC3" w:space="0"/>
         </w:pBdr>
+        <w:spacing w:line="440" w:lineRule="exact" w:after="0"/>
       </w:pPr>
       <w:r>
         <w:t xml:space="preserve"> </w:t>
@@ -554,9 +634,9 @@
     <w:p>
       <w:pPr>
         <w:pStyle w:val="Callout"/>
-        <w:shd w:fill="F7F4EC"/>
+        <w:shd w:fill="EDF5F0" w:val="clear"/>
         <w:pBdr>
-          <w:left w:val="single" w:sz="18" w:space="8" w:color="28675C"/>
+          <w:left w:val="single" w:sz="20" w:color="28675C" w:space="7"/>
         </w:pBdr>
       </w:pPr>
       <w:r>
@@ -567,6 +647,11 @@
       <w:pPr>
         <w:pStyle w:val="Kicker"/>
         <w:pageBreakBefore/>
+        <w:shd w:val="clear" w:fill="EDF5F0"/>
+        <w:pBdr>
+          <w:left w:val="single" w:sz="16" w:color="28675C" w:space="5"/>
+        </w:pBdr>
+        <w:ind w:left="91"/>
       </w:pPr>
       <w:r>
         <w:t>PUPIL TASK / Autumn 1 · Week 3 · Lesson B</w:t>
@@ -628,24 +713,24 @@
     </w:p>
     <w:tbl>
       <w:tblPr>
-        <w:jc w:val="left"/>
         <w:tblLayout w:type="fixed"/>
         <w:tblLook w:firstColumn="1" w:firstRow="1" w:lastColumn="0" w:lastRow="0" w:noHBand="0" w:noVBand="1" w:val="04A0"/>
         <w:tblW w:w="9866" w:type="dxa"/>
+        <w:jc w:val="left"/>
         <w:tblInd w:w="120" w:type="dxa"/>
         <w:tblCellMar>
-          <w:top w:w="100" w:type="dxa"/>
-          <w:left w:w="100" w:type="dxa"/>
-          <w:bottom w:w="100" w:type="dxa"/>
-          <w:right w:w="100" w:type="dxa"/>
+          <w:top w:w="90" w:type="dxa"/>
+          <w:left w:w="120" w:type="dxa"/>
+          <w:bottom w:w="90" w:type="dxa"/>
+          <w:right w:w="120" w:type="dxa"/>
         </w:tblCellMar>
         <w:tblBorders>
-          <w:top w:val="single" w:sz="4" w:color="ACBBB7"/>
-          <w:left w:val="single" w:sz="4" w:color="ACBBB7"/>
-          <w:bottom w:val="single" w:sz="4" w:color="ACBBB7"/>
-          <w:right w:val="single" w:sz="4" w:color="ACBBB7"/>
-          <w:insideH w:val="single" w:sz="4" w:color="ACBBB7"/>
-          <w:insideV w:val="single" w:sz="4" w:color="ACBBB7"/>
+          <w:top w:val="single" w:sz="4" w:color="B7CEC3"/>
+          <w:left w:val="single" w:sz="4" w:color="B7CEC3"/>
+          <w:bottom w:val="single" w:sz="4" w:color="B7CEC3"/>
+          <w:right w:val="single" w:sz="4" w:color="B7CEC3"/>
+          <w:insideH w:val="single" w:sz="4" w:color="B7CEC3"/>
+          <w:insideV w:val="single" w:sz="4" w:color="B7CEC3"/>
         </w:tblBorders>
       </w:tblPr>
       <w:tblGrid>
@@ -662,17 +747,18 @@
           <w:tcPr>
             <w:vAlign w:val="center"/>
             <w:tcW w:w="4341" w:type="dxa"/>
-            <w:shd w:fill="F7F4EC"/>
+            <w:shd w:fill="28675C" w:val="clear"/>
           </w:tcPr>
           <w:p>
             <w:pPr>
-              <w:spacing w:after="20" w:before="20"/>
+              <w:spacing w:after="60" w:before="0" w:line="257" w:lineRule="auto"/>
             </w:pPr>
             <w:r>
               <w:rPr>
+                <w:rFonts w:ascii="Arial" w:hAnsi="Arial"/>
                 <w:b/>
-                <w:color w:val="173348"/>
-                <w:sz w:val="21"/>
+                <w:color w:val="FFFFFF"/>
+                <w:sz w:val="22"/>
               </w:rPr>
               <w:t>Model surface</w:t>
             </w:r>
@@ -682,17 +768,18 @@
           <w:tcPr>
             <w:vAlign w:val="center"/>
             <w:tcW w:w="2762" w:type="dxa"/>
-            <w:shd w:fill="F7F4EC"/>
+            <w:shd w:fill="28675C" w:val="clear"/>
           </w:tcPr>
           <w:p>
             <w:pPr>
-              <w:spacing w:after="20" w:before="20"/>
+              <w:spacing w:after="60" w:before="0" w:line="257" w:lineRule="auto"/>
             </w:pPr>
             <w:r>
               <w:rPr>
+                <w:rFonts w:ascii="Arial" w:hAnsi="Arial"/>
                 <w:b/>
-                <w:color w:val="173348"/>
-                <w:sz w:val="21"/>
+                <w:color w:val="FFFFFF"/>
+                <w:sz w:val="22"/>
               </w:rPr>
               <w:t>Trial 1 / cm</w:t>
             </w:r>
@@ -702,17 +789,18 @@
           <w:tcPr>
             <w:vAlign w:val="center"/>
             <w:tcW w:w="2763" w:type="dxa"/>
-            <w:shd w:fill="F7F4EC"/>
+            <w:shd w:fill="28675C" w:val="clear"/>
           </w:tcPr>
           <w:p>
             <w:pPr>
-              <w:spacing w:after="20" w:before="20"/>
+              <w:spacing w:after="60" w:before="0" w:line="257" w:lineRule="auto"/>
             </w:pPr>
             <w:r>
               <w:rPr>
+                <w:rFonts w:ascii="Arial" w:hAnsi="Arial"/>
                 <w:b/>
-                <w:color w:val="173348"/>
-                <w:sz w:val="21"/>
+                <w:color w:val="FFFFFF"/>
+                <w:sz w:val="22"/>
               </w:rPr>
               <w:t>Trial 2 / cm</w:t>
             </w:r>
@@ -722,20 +810,24 @@
       <w:tr>
         <w:trPr>
           <w:cantSplit/>
-          <w:trHeight w:val="567"/>
+          <w:trHeight w:val="567" w:hRule="atLeast"/>
         </w:trPr>
         <w:tc>
           <w:tcPr>
             <w:vAlign w:val="center"/>
             <w:tcW w:w="4341" w:type="dxa"/>
+            <w:shd w:val="clear" w:fill="EDF5F0"/>
           </w:tcPr>
           <w:p>
             <w:pPr>
-              <w:spacing w:after="20" w:before="20"/>
+              <w:spacing w:after="60" w:before="0" w:line="257" w:lineRule="auto"/>
             </w:pPr>
             <w:r>
               <w:rPr>
-                <w:sz w:val="21"/>
+                <w:rFonts w:ascii="Arial" w:hAnsi="Arial"/>
+                <w:b w:val="0"/>
+                <w:color w:val="243943"/>
+                <w:sz w:val="22"/>
               </w:rPr>
               <w:t>Card</w:t>
             </w:r>
@@ -745,14 +837,18 @@
           <w:tcPr>
             <w:vAlign w:val="center"/>
             <w:tcW w:w="2762" w:type="dxa"/>
+            <w:shd w:val="clear" w:fill="EDF5F0"/>
           </w:tcPr>
           <w:p>
             <w:pPr>
-              <w:spacing w:after="20" w:before="20"/>
+              <w:spacing w:after="60" w:before="0" w:line="257" w:lineRule="auto"/>
             </w:pPr>
             <w:r>
               <w:rPr>
-                <w:sz w:val="21"/>
+                <w:rFonts w:ascii="Arial" w:hAnsi="Arial"/>
+                <w:b w:val="0"/>
+                <w:color w:val="243943"/>
+                <w:sz w:val="22"/>
               </w:rPr>
               <w:t>42</w:t>
             </w:r>
@@ -762,14 +858,18 @@
           <w:tcPr>
             <w:vAlign w:val="center"/>
             <w:tcW w:w="2763" w:type="dxa"/>
+            <w:shd w:val="clear" w:fill="EDF5F0"/>
           </w:tcPr>
           <w:p>
             <w:pPr>
-              <w:spacing w:after="20" w:before="20"/>
+              <w:spacing w:after="60" w:before="0" w:line="257" w:lineRule="auto"/>
             </w:pPr>
             <w:r>
               <w:rPr>
-                <w:sz w:val="21"/>
+                <w:rFonts w:ascii="Arial" w:hAnsi="Arial"/>
+                <w:b w:val="0"/>
+                <w:color w:val="243943"/>
+                <w:sz w:val="22"/>
               </w:rPr>
               <w:t>44</w:t>
             </w:r>
@@ -779,20 +879,24 @@
       <w:tr>
         <w:trPr>
           <w:cantSplit/>
-          <w:trHeight w:val="567"/>
+          <w:trHeight w:val="567" w:hRule="atLeast"/>
         </w:trPr>
         <w:tc>
           <w:tcPr>
             <w:vAlign w:val="center"/>
             <w:tcW w:w="4341" w:type="dxa"/>
+            <w:shd w:val="clear" w:fill="FFFFFF"/>
           </w:tcPr>
           <w:p>
             <w:pPr>
-              <w:spacing w:after="20" w:before="20"/>
+              <w:spacing w:after="60" w:before="0" w:line="257" w:lineRule="auto"/>
             </w:pPr>
             <w:r>
               <w:rPr>
-                <w:sz w:val="21"/>
+                <w:rFonts w:ascii="Arial" w:hAnsi="Arial"/>
+                <w:b w:val="0"/>
+                <w:color w:val="243943"/>
+                <w:sz w:val="22"/>
               </w:rPr>
               <w:t>Fabric</w:t>
             </w:r>
@@ -802,14 +906,18 @@
           <w:tcPr>
             <w:vAlign w:val="center"/>
             <w:tcW w:w="2762" w:type="dxa"/>
+            <w:shd w:val="clear" w:fill="FFFFFF"/>
           </w:tcPr>
           <w:p>
             <w:pPr>
-              <w:spacing w:after="20" w:before="20"/>
+              <w:spacing w:after="60" w:before="0" w:line="257" w:lineRule="auto"/>
             </w:pPr>
             <w:r>
               <w:rPr>
-                <w:sz w:val="21"/>
+                <w:rFonts w:ascii="Arial" w:hAnsi="Arial"/>
+                <w:b w:val="0"/>
+                <w:color w:val="243943"/>
+                <w:sz w:val="22"/>
               </w:rPr>
               <w:t>25</w:t>
             </w:r>
@@ -819,14 +927,18 @@
           <w:tcPr>
             <w:vAlign w:val="center"/>
             <w:tcW w:w="2763" w:type="dxa"/>
+            <w:shd w:val="clear" w:fill="FFFFFF"/>
           </w:tcPr>
           <w:p>
             <w:pPr>
-              <w:spacing w:after="20" w:before="20"/>
+              <w:spacing w:after="60" w:before="0" w:line="257" w:lineRule="auto"/>
             </w:pPr>
             <w:r>
               <w:rPr>
-                <w:sz w:val="21"/>
+                <w:rFonts w:ascii="Arial" w:hAnsi="Arial"/>
+                <w:b w:val="0"/>
+                <w:color w:val="243943"/>
+                <w:sz w:val="22"/>
               </w:rPr>
               <w:t>27</w:t>
             </w:r>
@@ -836,20 +948,24 @@
       <w:tr>
         <w:trPr>
           <w:cantSplit/>
-          <w:trHeight w:val="567"/>
+          <w:trHeight w:val="567" w:hRule="atLeast"/>
         </w:trPr>
         <w:tc>
           <w:tcPr>
             <w:vAlign w:val="center"/>
             <w:tcW w:w="4341" w:type="dxa"/>
+            <w:shd w:val="clear" w:fill="EDF5F0"/>
           </w:tcPr>
           <w:p>
             <w:pPr>
-              <w:spacing w:after="20" w:before="20"/>
+              <w:spacing w:after="60" w:before="0" w:line="257" w:lineRule="auto"/>
             </w:pPr>
             <w:r>
               <w:rPr>
-                <w:sz w:val="21"/>
+                <w:rFonts w:ascii="Arial" w:hAnsi="Arial"/>
+                <w:b w:val="0"/>
+                <w:color w:val="243943"/>
+                <w:sz w:val="22"/>
               </w:rPr>
               <w:t>Rubber mat</w:t>
             </w:r>
@@ -859,14 +975,18 @@
           <w:tcPr>
             <w:vAlign w:val="center"/>
             <w:tcW w:w="2762" w:type="dxa"/>
+            <w:shd w:val="clear" w:fill="EDF5F0"/>
           </w:tcPr>
           <w:p>
             <w:pPr>
-              <w:spacing w:after="20" w:before="20"/>
+              <w:spacing w:after="60" w:before="0" w:line="257" w:lineRule="auto"/>
             </w:pPr>
             <w:r>
               <w:rPr>
-                <w:sz w:val="21"/>
+                <w:rFonts w:ascii="Arial" w:hAnsi="Arial"/>
+                <w:b w:val="0"/>
+                <w:color w:val="243943"/>
+                <w:sz w:val="22"/>
               </w:rPr>
               <w:t>15</w:t>
             </w:r>
@@ -876,14 +996,18 @@
           <w:tcPr>
             <w:vAlign w:val="center"/>
             <w:tcW w:w="2763" w:type="dxa"/>
+            <w:shd w:val="clear" w:fill="EDF5F0"/>
           </w:tcPr>
           <w:p>
             <w:pPr>
-              <w:spacing w:after="20" w:before="20"/>
+              <w:spacing w:after="60" w:before="0" w:line="257" w:lineRule="auto"/>
             </w:pPr>
             <w:r>
               <w:rPr>
-                <w:sz w:val="21"/>
+                <w:rFonts w:ascii="Arial" w:hAnsi="Arial"/>
+                <w:b w:val="0"/>
+                <w:color w:val="243943"/>
+                <w:sz w:val="22"/>
               </w:rPr>
               <w:t>18</w:t>
             </w:r>
@@ -895,8 +1019,10 @@
       <w:pPr>
         <w:pStyle w:val="ResponseLine"/>
         <w:pBdr>
-          <w:bottom w:val="single" w:sz="3" w:space="1" w:color="ACBBB7"/>
+          <w:bottom w:val="single" w:sz="4" w:color="B7CEC3" w:space="0"/>
+          <w:between w:val="single" w:sz="4" w:color="B7CEC3" w:space="0"/>
         </w:pBdr>
+        <w:spacing w:line="440" w:lineRule="exact" w:after="0"/>
       </w:pPr>
       <w:r>
         <w:t xml:space="preserve"> </w:t>
@@ -906,8 +1032,10 @@
       <w:pPr>
         <w:pStyle w:val="ResponseLine"/>
         <w:pBdr>
-          <w:bottom w:val="single" w:sz="3" w:space="1" w:color="ACBBB7"/>
+          <w:bottom w:val="single" w:sz="4" w:color="B7CEC3" w:space="0"/>
+          <w:between w:val="single" w:sz="4" w:color="B7CEC3" w:space="0"/>
         </w:pBdr>
+        <w:spacing w:line="440" w:lineRule="exact" w:after="0"/>
       </w:pPr>
       <w:r>
         <w:t xml:space="preserve"> </w:t>
@@ -917,8 +1045,10 @@
       <w:pPr>
         <w:pStyle w:val="ResponseLine"/>
         <w:pBdr>
-          <w:bottom w:val="single" w:sz="3" w:space="1" w:color="ACBBB7"/>
+          <w:bottom w:val="single" w:sz="4" w:color="B7CEC3" w:space="0"/>
+          <w:between w:val="single" w:sz="4" w:color="B7CEC3" w:space="0"/>
         </w:pBdr>
+        <w:spacing w:line="440" w:lineRule="exact" w:after="0"/>
       </w:pPr>
       <w:r>
         <w:t xml:space="preserve"> </w:t>
@@ -928,8 +1058,10 @@
       <w:pPr>
         <w:pStyle w:val="ResponseLine"/>
         <w:pBdr>
-          <w:bottom w:val="single" w:sz="3" w:space="1" w:color="ACBBB7"/>
+          <w:bottom w:val="single" w:sz="4" w:color="B7CEC3" w:space="0"/>
+          <w:between w:val="single" w:sz="4" w:color="B7CEC3" w:space="0"/>
         </w:pBdr>
+        <w:spacing w:line="440" w:lineRule="exact" w:after="0"/>
       </w:pPr>
       <w:r>
         <w:t xml:space="preserve"> </w:t>
@@ -939,8 +1071,10 @@
       <w:pPr>
         <w:pStyle w:val="ResponseLine"/>
         <w:pBdr>
-          <w:bottom w:val="single" w:sz="3" w:space="1" w:color="ACBBB7"/>
+          <w:bottom w:val="single" w:sz="4" w:color="B7CEC3" w:space="0"/>
+          <w:between w:val="single" w:sz="4" w:color="B7CEC3" w:space="0"/>
         </w:pBdr>
+        <w:spacing w:line="440" w:lineRule="exact" w:after="0"/>
       </w:pPr>
       <w:r>
         <w:t xml:space="preserve"> </w:t>
@@ -950,8 +1084,10 @@
       <w:pPr>
         <w:pStyle w:val="ResponseLine"/>
         <w:pBdr>
-          <w:bottom w:val="single" w:sz="3" w:space="1" w:color="ACBBB7"/>
+          <w:bottom w:val="single" w:sz="4" w:color="B7CEC3" w:space="0"/>
+          <w:between w:val="single" w:sz="4" w:color="B7CEC3" w:space="0"/>
         </w:pBdr>
+        <w:spacing w:line="440" w:lineRule="exact" w:after="0"/>
       </w:pPr>
       <w:r>
         <w:t xml:space="preserve"> </w:t>
@@ -961,6 +1097,11 @@
       <w:pPr>
         <w:pStyle w:val="Kicker"/>
         <w:pageBreakBefore/>
+        <w:shd w:val="clear" w:fill="EDF5F0"/>
+        <w:pBdr>
+          <w:left w:val="single" w:sz="16" w:color="28675C" w:space="5"/>
+        </w:pBdr>
+        <w:ind w:left="91"/>
       </w:pPr>
       <w:r>
         <w:t>PUPIL TASK / Autumn 1 · Week 3 · Lesson B</w:t>
@@ -1035,8 +1176,10 @@
       <w:pPr>
         <w:pStyle w:val="ResponseLine"/>
         <w:pBdr>
-          <w:bottom w:val="single" w:sz="3" w:space="1" w:color="ACBBB7"/>
+          <w:bottom w:val="single" w:sz="4" w:color="B7CEC3" w:space="0"/>
+          <w:between w:val="single" w:sz="4" w:color="B7CEC3" w:space="0"/>
         </w:pBdr>
+        <w:spacing w:line="440" w:lineRule="exact" w:after="0"/>
       </w:pPr>
       <w:r>
         <w:t xml:space="preserve"> </w:t>
@@ -1046,8 +1189,10 @@
       <w:pPr>
         <w:pStyle w:val="ResponseLine"/>
         <w:pBdr>
-          <w:bottom w:val="single" w:sz="3" w:space="1" w:color="ACBBB7"/>
+          <w:bottom w:val="single" w:sz="4" w:color="B7CEC3" w:space="0"/>
+          <w:between w:val="single" w:sz="4" w:color="B7CEC3" w:space="0"/>
         </w:pBdr>
+        <w:spacing w:line="440" w:lineRule="exact" w:after="0"/>
       </w:pPr>
       <w:r>
         <w:t xml:space="preserve"> </w:t>
@@ -1057,8 +1202,10 @@
       <w:pPr>
         <w:pStyle w:val="ResponseLine"/>
         <w:pBdr>
-          <w:bottom w:val="single" w:sz="3" w:space="1" w:color="ACBBB7"/>
+          <w:bottom w:val="single" w:sz="4" w:color="B7CEC3" w:space="0"/>
+          <w:between w:val="single" w:sz="4" w:color="B7CEC3" w:space="0"/>
         </w:pBdr>
+        <w:spacing w:line="440" w:lineRule="exact" w:after="0"/>
       </w:pPr>
       <w:r>
         <w:t xml:space="preserve"> </w:t>
@@ -1068,8 +1215,10 @@
       <w:pPr>
         <w:pStyle w:val="ResponseLine"/>
         <w:pBdr>
-          <w:bottom w:val="single" w:sz="3" w:space="1" w:color="ACBBB7"/>
+          <w:bottom w:val="single" w:sz="4" w:color="B7CEC3" w:space="0"/>
+          <w:between w:val="single" w:sz="4" w:color="B7CEC3" w:space="0"/>
         </w:pBdr>
+        <w:spacing w:line="440" w:lineRule="exact" w:after="0"/>
       </w:pPr>
       <w:r>
         <w:t xml:space="preserve"> </w:t>
@@ -1079,8 +1228,10 @@
       <w:pPr>
         <w:pStyle w:val="ResponseLine"/>
         <w:pBdr>
-          <w:bottom w:val="single" w:sz="3" w:space="1" w:color="ACBBB7"/>
+          <w:bottom w:val="single" w:sz="4" w:color="B7CEC3" w:space="0"/>
+          <w:between w:val="single" w:sz="4" w:color="B7CEC3" w:space="0"/>
         </w:pBdr>
+        <w:spacing w:line="440" w:lineRule="exact" w:after="0"/>
       </w:pPr>
       <w:r>
         <w:t xml:space="preserve"> </w:t>
@@ -1090,8 +1241,10 @@
       <w:pPr>
         <w:pStyle w:val="ResponseLine"/>
         <w:pBdr>
-          <w:bottom w:val="single" w:sz="3" w:space="1" w:color="ACBBB7"/>
+          <w:bottom w:val="single" w:sz="4" w:color="B7CEC3" w:space="0"/>
+          <w:between w:val="single" w:sz="4" w:color="B7CEC3" w:space="0"/>
         </w:pBdr>
+        <w:spacing w:line="440" w:lineRule="exact" w:after="0"/>
       </w:pPr>
       <w:r>
         <w:t xml:space="preserve"> </w:t>
@@ -1101,8 +1254,10 @@
       <w:pPr>
         <w:pStyle w:val="ResponseLine"/>
         <w:pBdr>
-          <w:bottom w:val="single" w:sz="3" w:space="1" w:color="ACBBB7"/>
+          <w:bottom w:val="single" w:sz="4" w:color="B7CEC3" w:space="0"/>
+          <w:between w:val="single" w:sz="4" w:color="B7CEC3" w:space="0"/>
         </w:pBdr>
+        <w:spacing w:line="440" w:lineRule="exact" w:after="0"/>
       </w:pPr>
       <w:r>
         <w:t xml:space="preserve"> </w:t>
@@ -1112,8 +1267,10 @@
       <w:pPr>
         <w:pStyle w:val="ResponseLine"/>
         <w:pBdr>
-          <w:bottom w:val="single" w:sz="3" w:space="1" w:color="ACBBB7"/>
+          <w:bottom w:val="single" w:sz="4" w:color="B7CEC3" w:space="0"/>
+          <w:between w:val="single" w:sz="4" w:color="B7CEC3" w:space="0"/>
         </w:pBdr>
+        <w:spacing w:line="440" w:lineRule="exact" w:after="0"/>
       </w:pPr>
       <w:r>
         <w:t xml:space="preserve"> </w:t>
@@ -1123,6 +1280,11 @@
       <w:pPr>
         <w:pStyle w:val="Kicker"/>
         <w:pageBreakBefore/>
+        <w:shd w:val="clear" w:fill="EDF5F0"/>
+        <w:pBdr>
+          <w:left w:val="single" w:sz="16" w:color="28675C" w:space="5"/>
+        </w:pBdr>
+        <w:ind w:left="91"/>
       </w:pPr>
       <w:r>
         <w:t>PUPIL TASK / Autumn 1 · Week 3 · Lesson B</w:t>
@@ -1197,8 +1359,10 @@
       <w:pPr>
         <w:pStyle w:val="ResponseLine"/>
         <w:pBdr>
-          <w:bottom w:val="single" w:sz="3" w:space="1" w:color="ACBBB7"/>
+          <w:bottom w:val="single" w:sz="4" w:color="B7CEC3" w:space="0"/>
+          <w:between w:val="single" w:sz="4" w:color="B7CEC3" w:space="0"/>
         </w:pBdr>
+        <w:spacing w:line="440" w:lineRule="exact" w:after="0"/>
       </w:pPr>
       <w:r>
         <w:t xml:space="preserve"> </w:t>
@@ -1208,8 +1372,10 @@
       <w:pPr>
         <w:pStyle w:val="ResponseLine"/>
         <w:pBdr>
-          <w:bottom w:val="single" w:sz="3" w:space="1" w:color="ACBBB7"/>
+          <w:bottom w:val="single" w:sz="4" w:color="B7CEC3" w:space="0"/>
+          <w:between w:val="single" w:sz="4" w:color="B7CEC3" w:space="0"/>
         </w:pBdr>
+        <w:spacing w:line="440" w:lineRule="exact" w:after="0"/>
       </w:pPr>
       <w:r>
         <w:t xml:space="preserve"> </w:t>
@@ -1219,8 +1385,10 @@
       <w:pPr>
         <w:pStyle w:val="ResponseLine"/>
         <w:pBdr>
-          <w:bottom w:val="single" w:sz="3" w:space="1" w:color="ACBBB7"/>
+          <w:bottom w:val="single" w:sz="4" w:color="B7CEC3" w:space="0"/>
+          <w:between w:val="single" w:sz="4" w:color="B7CEC3" w:space="0"/>
         </w:pBdr>
+        <w:spacing w:line="440" w:lineRule="exact" w:after="0"/>
       </w:pPr>
       <w:r>
         <w:t xml:space="preserve"> </w:t>
@@ -1230,8 +1398,10 @@
       <w:pPr>
         <w:pStyle w:val="ResponseLine"/>
         <w:pBdr>
-          <w:bottom w:val="single" w:sz="3" w:space="1" w:color="ACBBB7"/>
+          <w:bottom w:val="single" w:sz="4" w:color="B7CEC3" w:space="0"/>
+          <w:between w:val="single" w:sz="4" w:color="B7CEC3" w:space="0"/>
         </w:pBdr>
+        <w:spacing w:line="440" w:lineRule="exact" w:after="0"/>
       </w:pPr>
       <w:r>
         <w:t xml:space="preserve"> </w:t>
@@ -1241,8 +1411,10 @@
       <w:pPr>
         <w:pStyle w:val="ResponseLine"/>
         <w:pBdr>
-          <w:bottom w:val="single" w:sz="3" w:space="1" w:color="ACBBB7"/>
+          <w:bottom w:val="single" w:sz="4" w:color="B7CEC3" w:space="0"/>
+          <w:between w:val="single" w:sz="4" w:color="B7CEC3" w:space="0"/>
         </w:pBdr>
+        <w:spacing w:line="440" w:lineRule="exact" w:after="0"/>
       </w:pPr>
       <w:r>
         <w:t xml:space="preserve"> </w:t>
@@ -1252,8 +1424,10 @@
       <w:pPr>
         <w:pStyle w:val="ResponseLine"/>
         <w:pBdr>
-          <w:bottom w:val="single" w:sz="3" w:space="1" w:color="ACBBB7"/>
+          <w:bottom w:val="single" w:sz="4" w:color="B7CEC3" w:space="0"/>
+          <w:between w:val="single" w:sz="4" w:color="B7CEC3" w:space="0"/>
         </w:pBdr>
+        <w:spacing w:line="440" w:lineRule="exact" w:after="0"/>
       </w:pPr>
       <w:r>
         <w:t xml:space="preserve"> </w:t>
@@ -1263,8 +1437,10 @@
       <w:pPr>
         <w:pStyle w:val="ResponseLine"/>
         <w:pBdr>
-          <w:bottom w:val="single" w:sz="3" w:space="1" w:color="ACBBB7"/>
+          <w:bottom w:val="single" w:sz="4" w:color="B7CEC3" w:space="0"/>
+          <w:between w:val="single" w:sz="4" w:color="B7CEC3" w:space="0"/>
         </w:pBdr>
+        <w:spacing w:line="440" w:lineRule="exact" w:after="0"/>
       </w:pPr>
       <w:r>
         <w:t xml:space="preserve"> </w:t>
@@ -1274,6 +1450,11 @@
       <w:pPr>
         <w:pStyle w:val="Kicker"/>
         <w:pageBreakBefore/>
+        <w:shd w:val="clear" w:fill="EDF5F0"/>
+        <w:pBdr>
+          <w:left w:val="single" w:sz="16" w:color="28675C" w:space="5"/>
+        </w:pBdr>
+        <w:ind w:left="91"/>
       </w:pPr>
       <w:r>
         <w:t>CHOOSE A RESPONSE ROUTE</w:t>
@@ -1337,9 +1518,9 @@
     <w:p>
       <w:pPr>
         <w:pStyle w:val="Callout"/>
-        <w:shd w:fill="F7F4EC"/>
+        <w:shd w:fill="EDF5F0" w:val="clear"/>
         <w:pBdr>
-          <w:left w:val="single" w:sz="18" w:space="8" w:color="28675C"/>
+          <w:left w:val="single" w:sz="20" w:color="28675C" w:space="7"/>
         </w:pBdr>
       </w:pPr>
       <w:r>
@@ -1350,7 +1531,7 @@
       <w:headerReference w:type="default" r:id="rId9"/>
       <w:footerReference w:type="default" r:id="rId10"/>
       <w:pgSz w:w="11906" w:h="16838"/>
-      <w:pgMar w:top="1020" w:right="1020" w:bottom="1020" w:left="1020" w:header="369" w:footer="369" w:gutter="0"/>
+      <w:pgMar w:top="1020" w:right="1020" w:bottom="1020" w:left="1020" w:header="340" w:footer="340" w:gutter="0"/>
       <w:cols w:space="720"/>
       <w:docGrid w:linePitch="360"/>
     </w:sectPr>
@@ -1363,8 +1544,17 @@
   <w:p>
     <w:pPr>
       <w:pStyle w:val="Small"/>
+      <w:pBdr>
+        <w:top w:val="single" w:sz="4" w:color="B7CEC3" w:space="5"/>
+      </w:pBdr>
     </w:pPr>
     <w:r>
+      <w:rPr>
+        <w:rFonts w:ascii="Arial" w:hAnsi="Arial"/>
+        <w:b w:val="0"/>
+        <w:color w:val="56686C"/>
+        <w:sz w:val="17"/>
+      </w:rPr>
       <w:t xml:space="preserve">Autumn 1 · Week 3 · Lesson B  |  Pupil materials  |  </w:t>
     </w:r>
     <w:fldSimple w:instr="PAGE"/>
@@ -1377,8 +1567,18 @@
   <w:p>
     <w:pPr>
       <w:pStyle w:val="Kicker"/>
+      <w:spacing w:after="100"/>
+      <w:pBdr>
+        <w:bottom w:val="single" w:sz="7" w:color="28675C" w:space="5"/>
+      </w:pBdr>
     </w:pPr>
     <w:r>
+      <w:rPr>
+        <w:rFonts w:ascii="Arial" w:hAnsi="Arial"/>
+        <w:b/>
+        <w:color w:val="28675C"/>
+        <w:sz w:val="19"/>
+      </w:rPr>
       <w:t>MADE BY MATT  /  GROW SCIENCE</w:t>
     </w:r>
   </w:p>
@@ -1817,12 +2017,13 @@
     <w:qFormat/>
     <w:rsid w:val="00FC693F"/>
     <w:pPr>
-      <w:spacing w:before="0" w:after="120" w:line="250" w:lineRule="auto"/>
+      <w:widowControl/>
+      <w:spacing w:before="0" w:after="120" w:line="254" w:lineRule="auto"/>
     </w:pPr>
     <w:rPr>
       <w:rFonts w:ascii="Arial" w:hAnsi="Arial" w:eastAsia="Arial" w:cs="Arial"/>
       <w:b w:val="0"/>
-      <w:color w:val="25343E"/>
+      <w:color w:val="243943"/>
       <w:sz w:val="24"/>
     </w:rPr>
   </w:style>
@@ -1881,15 +2082,19 @@
     <w:pPr>
       <w:keepNext/>
       <w:keepLines/>
-      <w:spacing w:before="220" w:after="120" w:line="250" w:lineRule="auto"/>
+      <w:widowControl/>
+      <w:spacing w:before="200" w:after="100" w:line="250" w:lineRule="auto"/>
       <w:outlineLvl w:val="0"/>
+      <w:pBdr>
+        <w:bottom w:val="single" w:sz="4" w:color="B7CEC3" w:space="3"/>
+      </w:pBdr>
     </w:pPr>
     <w:rPr>
       <w:rFonts w:ascii="Arial" w:hAnsi="Arial" w:eastAsia="Arial" w:cs="Arial"/>
       <w:b/>
       <w:bCs/>
       <w:color w:val="28675C"/>
-      <w:sz w:val="32"/>
+      <w:sz w:val="30"/>
       <w:szCs w:val="28"/>
     </w:rPr>
   </w:style>
@@ -1905,7 +2110,8 @@
     <w:pPr>
       <w:keepNext/>
       <w:keepLines/>
-      <w:spacing w:before="140" w:after="120" w:line="250" w:lineRule="auto"/>
+      <w:widowControl/>
+      <w:spacing w:before="160" w:after="80" w:line="252" w:lineRule="auto"/>
       <w:outlineLvl w:val="1"/>
     </w:pPr>
     <w:rPr>
@@ -2168,16 +2374,17 @@
     <w:rsid w:val="00FC693F"/>
     <w:pPr>
       <w:keepNext/>
-      <w:spacing w:after="120" w:line="250" w:lineRule="auto" w:before="0"/>
+      <w:widowControl/>
+      <w:spacing w:after="140" w:line="245" w:lineRule="auto" w:before="0"/>
       <w:contextualSpacing/>
     </w:pPr>
     <w:rPr>
       <w:rFonts w:ascii="Arial" w:hAnsi="Arial" w:eastAsia="Arial" w:cs="Arial"/>
-      <w:b w:val="0"/>
+      <w:b/>
       <w:color w:val="173348"/>
       <w:spacing w:val="5"/>
       <w:kern w:val="28"/>
-      <w:sz w:val="48"/>
+      <w:sz w:val="50"/>
       <w:szCs w:val="52"/>
     </w:rPr>
   </w:style>
@@ -2206,19 +2413,20 @@
     <w:rsid w:val="00FC693F"/>
     <w:pPr>
       <w:keepNext/>
+      <w:widowControl/>
       <w:numPr>
         <w:ilvl w:val="1"/>
       </w:numPr>
-      <w:spacing w:before="0" w:after="120" w:line="250" w:lineRule="auto"/>
+      <w:spacing w:before="0" w:after="160" w:line="259" w:lineRule="auto"/>
     </w:pPr>
     <w:rPr>
       <w:rFonts w:ascii="Arial" w:hAnsi="Arial" w:eastAsia="Arial" w:cs="Arial"/>
       <w:b w:val="0"/>
-      <w:i/>
+      <w:i w:val="0"/>
       <w:iCs/>
-      <w:color w:val="53626A"/>
+      <w:color w:val="56686C"/>
       <w:spacing w:val="15"/>
-      <w:sz w:val="24"/>
+      <w:sz w:val="23"/>
       <w:szCs w:val="24"/>
     </w:rPr>
   </w:style>
@@ -13513,7 +13721,9 @@
   <w:style w:type="paragraph" w:customStyle="1" w:styleId="Kicker">
     <w:name w:val="Kicker"/>
     <w:pPr>
-      <w:spacing w:before="0" w:after="120" w:line="250" w:lineRule="auto"/>
+      <w:keepNext/>
+      <w:widowControl/>
+      <w:spacing w:before="0" w:after="120" w:line="245" w:lineRule="auto"/>
     </w:pPr>
     <w:rPr>
       <w:rFonts w:ascii="Arial" w:hAnsi="Arial" w:eastAsia="Arial" w:cs="Arial"/>
@@ -13525,37 +13735,49 @@
   <w:style w:type="paragraph" w:customStyle="1" w:styleId="Small">
     <w:name w:val="Small"/>
     <w:pPr>
-      <w:spacing w:before="0" w:after="120" w:line="250" w:lineRule="auto"/>
+      <w:widowControl/>
+      <w:spacing w:before="0" w:after="100" w:line="257" w:lineRule="auto"/>
     </w:pPr>
     <w:rPr>
       <w:rFonts w:ascii="Arial" w:hAnsi="Arial" w:eastAsia="Arial" w:cs="Arial"/>
       <w:b w:val="0"/>
-      <w:color w:val="53626A"/>
+      <w:color w:val="56686C"/>
       <w:sz w:val="18"/>
     </w:rPr>
   </w:style>
   <w:style w:type="paragraph" w:customStyle="1" w:styleId="ResponseLine">
     <w:name w:val="ResponseLine"/>
     <w:pPr>
+      <w:widowControl/>
       <w:spacing w:before="0" w:after="0" w:line="440" w:lineRule="exact"/>
+      <w:pBdr>
+        <w:bottom w:val="single" w:sz="4" w:color="B7CEC3" w:space="0"/>
+        <w:between w:val="single" w:sz="4" w:color="B7CEC3" w:space="0"/>
+      </w:pBdr>
     </w:pPr>
     <w:rPr>
       <w:rFonts w:ascii="Arial" w:hAnsi="Arial" w:eastAsia="Arial" w:cs="Arial"/>
       <w:b w:val="0"/>
-      <w:color w:val="25343E"/>
+      <w:color w:val="243943"/>
       <w:sz w:val="24"/>
     </w:rPr>
   </w:style>
   <w:style w:type="paragraph" w:customStyle="1" w:styleId="Callout">
     <w:name w:val="Callout"/>
     <w:pPr>
-      <w:spacing w:before="120" w:after="160" w:line="250" w:lineRule="auto"/>
+      <w:widowControl/>
+      <w:spacing w:before="140" w:after="180" w:line="264" w:lineRule="auto"/>
+      <w:shd w:val="clear" w:fill="EDF5F0"/>
+      <w:pBdr>
+        <w:left w:val="single" w:sz="20" w:color="28675C" w:space="7"/>
+      </w:pBdr>
+      <w:ind w:left="136" w:right="91"/>
     </w:pPr>
     <w:rPr>
       <w:rFonts w:ascii="Arial" w:hAnsi="Arial" w:eastAsia="Arial" w:cs="Arial"/>
       <w:b w:val="0"/>
-      <w:color w:val="25343E"/>
-      <w:sz w:val="22"/>
+      <w:color w:val="243943"/>
+      <w:sz w:val="23"/>
     </w:rPr>
   </w:style>
 </w:styles>
